--- a/pr-preview/pr-218/model-validation-handout.docx
+++ b/pr-preview/pr-218/model-validation-handout.docx
@@ -15,7 +15,7 @@
         <w:pStyle w:val="Date"/>
       </w:pPr>
       <w:r>
-        <w:t xml:space="preserve">Last modified: 2026-10-15 14:18:11 (PDT)</w:t>
+        <w:t xml:space="preserve">Last modified: 2026-10-15 14:49:05 (PDT)</w:t>
       </w:r>
     </w:p>
     <w:bookmarkStart w:id="17" w:name="sec-data-sets"/>
@@ -40255,19 +40255,23 @@
           <m:t>κ</m:t>
         </m:r>
         <m:r>
-          <m:rPr>
-            <m:sty m:val="p"/>
-          </m:rPr>
-          <m:t>(</m:t>
-        </m:r>
-        <m:r>
-          <m:t>i</m:t>
-        </m:r>
-        <m:r>
-          <m:rPr>
-            <m:sty m:val="p"/>
-          </m:rPr>
-          <m:t>)</m:t>
+          <m:t>​</m:t>
+        </m:r>
+        <m:d>
+          <m:dPr>
+            <m:begChr m:val="("/>
+            <m:sepChr m:val=""/>
+            <m:endChr m:val=")"/>
+            <m:grow/>
+          </m:dPr>
+          <m:e>
+            <m:r>
+              <m:t>i</m:t>
+            </m:r>
+          </m:e>
+        </m:d>
+        <m:r>
+          <m:t>​</m:t>
         </m:r>
       </m:oMath>
       <w:r>
@@ -40325,19 +40329,23 @@
                 <m:t>κ</m:t>
               </m:r>
               <m:r>
-                <m:rPr>
-                  <m:sty m:val="p"/>
-                </m:rPr>
-                <m:t>(</m:t>
-              </m:r>
-              <m:r>
-                <m:t>i</m:t>
-              </m:r>
-              <m:r>
-                <m:rPr>
-                  <m:sty m:val="p"/>
-                </m:rPr>
-                <m:t>)</m:t>
+                <m:t>​</m:t>
+              </m:r>
+              <m:d>
+                <m:dPr>
+                  <m:begChr m:val="("/>
+                  <m:sepChr m:val=""/>
+                  <m:endChr m:val=")"/>
+                  <m:grow/>
+                </m:dPr>
+                <m:e>
+                  <m:r>
+                    <m:t>i</m:t>
+                  </m:r>
+                </m:e>
+              </m:d>
+              <m:r>
+                <m:t>​</m:t>
               </m:r>
             </m:sub>
           </m:sSub>
@@ -40396,19 +40404,23 @@
           <m:t>κ</m:t>
         </m:r>
         <m:r>
-          <m:rPr>
-            <m:sty m:val="p"/>
-          </m:rPr>
-          <m:t>(</m:t>
-        </m:r>
-        <m:r>
-          <m:t>i</m:t>
-        </m:r>
-        <m:r>
-          <m:rPr>
-            <m:sty m:val="p"/>
-          </m:rPr>
-          <m:t>)</m:t>
+          <m:t>​</m:t>
+        </m:r>
+        <m:d>
+          <m:dPr>
+            <m:begChr m:val="("/>
+            <m:sepChr m:val=""/>
+            <m:endChr m:val=")"/>
+            <m:grow/>
+          </m:dPr>
+          <m:e>
+            <m:r>
+              <m:t>i</m:t>
+            </m:r>
+          </m:e>
+        </m:d>
+        <m:r>
+          <m:t>​</m:t>
         </m:r>
       </m:oMath>
       <w:r>
@@ -41547,19 +41559,23 @@
           <m:t>κ</m:t>
         </m:r>
         <m:r>
-          <m:rPr>
-            <m:sty m:val="p"/>
-          </m:rPr>
-          <m:t>(</m:t>
-        </m:r>
-        <m:r>
-          <m:t>i</m:t>
-        </m:r>
-        <m:r>
-          <m:rPr>
-            <m:sty m:val="p"/>
-          </m:rPr>
-          <m:t>)</m:t>
+          <m:t>​</m:t>
+        </m:r>
+        <m:d>
+          <m:dPr>
+            <m:begChr m:val="("/>
+            <m:sepChr m:val=""/>
+            <m:endChr m:val=")"/>
+            <m:grow/>
+          </m:dPr>
+          <m:e>
+            <m:r>
+              <m:t>i</m:t>
+            </m:r>
+          </m:e>
+        </m:d>
+        <m:r>
+          <m:t>​</m:t>
         </m:r>
       </m:oMath>
       <w:r>
@@ -41743,19 +41759,23 @@
                             <m:t>κ</m:t>
                           </m:r>
                           <m:r>
-                            <m:rPr>
-                              <m:sty m:val="p"/>
-                            </m:rPr>
-                            <m:t>(</m:t>
+                            <m:t>​</m:t>
                           </m:r>
+                          <m:d>
+                            <m:dPr>
+                              <m:begChr m:val="("/>
+                              <m:sepChr m:val=""/>
+                              <m:endChr m:val=")"/>
+                              <m:grow/>
+                            </m:dPr>
+                            <m:e>
+                              <m:r>
+                                <m:t>i</m:t>
+                              </m:r>
+                            </m:e>
+                          </m:d>
                           <m:r>
-                            <m:t>i</m:t>
-                          </m:r>
-                          <m:r>
-                            <m:rPr>
-                              <m:sty m:val="p"/>
-                            </m:rPr>
-                            <m:t>)</m:t>
+                            <m:t>​</m:t>
                           </m:r>
                           <m:r>
                             <m:rPr>
@@ -41883,19 +41903,23 @@
           <m:t>κ</m:t>
         </m:r>
         <m:r>
-          <m:rPr>
-            <m:sty m:val="p"/>
-          </m:rPr>
-          <m:t>(</m:t>
-        </m:r>
-        <m:r>
-          <m:t>i</m:t>
-        </m:r>
-        <m:r>
-          <m:rPr>
-            <m:sty m:val="p"/>
-          </m:rPr>
-          <m:t>)</m:t>
+          <m:t>​</m:t>
+        </m:r>
+        <m:d>
+          <m:dPr>
+            <m:begChr m:val="("/>
+            <m:sepChr m:val=""/>
+            <m:endChr m:val=")"/>
+            <m:grow/>
+          </m:dPr>
+          <m:e>
+            <m:r>
+              <m:t>i</m:t>
+            </m:r>
+          </m:e>
+        </m:d>
+        <m:r>
+          <m:t>​</m:t>
         </m:r>
       </m:oMath>
       <w:r>
@@ -42085,19 +42109,23 @@
           <m:t>κ</m:t>
         </m:r>
         <m:r>
-          <m:rPr>
-            <m:sty m:val="p"/>
-          </m:rPr>
-          <m:t>(</m:t>
-        </m:r>
-        <m:r>
-          <m:t>i</m:t>
-        </m:r>
-        <m:r>
-          <m:rPr>
-            <m:sty m:val="p"/>
-          </m:rPr>
-          <m:t>)</m:t>
+          <m:t>​</m:t>
+        </m:r>
+        <m:d>
+          <m:dPr>
+            <m:begChr m:val="("/>
+            <m:sepChr m:val=""/>
+            <m:endChr m:val=")"/>
+            <m:grow/>
+          </m:dPr>
+          <m:e>
+            <m:r>
+              <m:t>i</m:t>
+            </m:r>
+          </m:e>
+        </m:d>
+        <m:r>
+          <m:t>​</m:t>
         </m:r>
       </m:oMath>
       <w:r>
@@ -42327,19 +42355,23 @@
               <m:t>κ</m:t>
             </m:r>
             <m:r>
-              <m:rPr>
-                <m:sty m:val="p"/>
-              </m:rPr>
-              <m:t>(</m:t>
-            </m:r>
-            <m:r>
-              <m:t>i</m:t>
-            </m:r>
-            <m:r>
-              <m:rPr>
-                <m:sty m:val="p"/>
-              </m:rPr>
-              <m:t>)</m:t>
+              <m:t>​</m:t>
+            </m:r>
+            <m:d>
+              <m:dPr>
+                <m:begChr m:val="("/>
+                <m:sepChr m:val=""/>
+                <m:endChr m:val=")"/>
+                <m:grow/>
+              </m:dPr>
+              <m:e>
+                <m:r>
+                  <m:t>i</m:t>
+                </m:r>
+              </m:e>
+            </m:d>
+            <m:r>
+              <m:t>​</m:t>
             </m:r>
           </m:sub>
         </m:sSub>
@@ -42367,19 +42399,23 @@
           <m:t>κ</m:t>
         </m:r>
         <m:r>
-          <m:rPr>
-            <m:sty m:val="p"/>
-          </m:rPr>
-          <m:t>(</m:t>
-        </m:r>
-        <m:r>
-          <m:t>i</m:t>
-        </m:r>
-        <m:r>
-          <m:rPr>
-            <m:sty m:val="p"/>
-          </m:rPr>
-          <m:t>)</m:t>
+          <m:t>​</m:t>
+        </m:r>
+        <m:d>
+          <m:dPr>
+            <m:begChr m:val="("/>
+            <m:sepChr m:val=""/>
+            <m:endChr m:val=")"/>
+            <m:grow/>
+          </m:dPr>
+          <m:e>
+            <m:r>
+              <m:t>i</m:t>
+            </m:r>
+          </m:e>
+        </m:d>
+        <m:r>
+          <m:t>​</m:t>
         </m:r>
         <m:r>
           <m:rPr>
@@ -42547,19 +42583,23 @@
                                 <m:t>κ</m:t>
                               </m:r>
                               <m:r>
-                                <m:rPr>
-                                  <m:sty m:val="p"/>
-                                </m:rPr>
-                                <m:t>(</m:t>
+                                <m:t>​</m:t>
                               </m:r>
+                              <m:d>
+                                <m:dPr>
+                                  <m:begChr m:val="("/>
+                                  <m:sepChr m:val=""/>
+                                  <m:endChr m:val=")"/>
+                                  <m:grow/>
+                                </m:dPr>
+                                <m:e>
+                                  <m:r>
+                                    <m:t>i</m:t>
+                                  </m:r>
+                                </m:e>
+                              </m:d>
                               <m:r>
-                                <m:t>i</m:t>
-                              </m:r>
-                              <m:r>
-                                <m:rPr>
-                                  <m:sty m:val="p"/>
-                                </m:rPr>
-                                <m:t>)</m:t>
+                                <m:t>​</m:t>
                               </m:r>
                               <m:r>
                                 <m:rPr>
@@ -42778,19 +42818,23 @@
                                     <m:t>κ</m:t>
                                   </m:r>
                                   <m:r>
-                                    <m:rPr>
-                                      <m:sty m:val="p"/>
-                                    </m:rPr>
-                                    <m:t>(</m:t>
+                                    <m:t>​</m:t>
                                   </m:r>
+                                  <m:d>
+                                    <m:dPr>
+                                      <m:begChr m:val="("/>
+                                      <m:sepChr m:val=""/>
+                                      <m:endChr m:val=")"/>
+                                      <m:grow/>
+                                    </m:dPr>
+                                    <m:e>
+                                      <m:r>
+                                        <m:t>i</m:t>
+                                      </m:r>
+                                    </m:e>
+                                  </m:d>
                                   <m:r>
-                                    <m:t>i</m:t>
-                                  </m:r>
-                                  <m:r>
-                                    <m:rPr>
-                                      <m:sty m:val="p"/>
-                                    </m:rPr>
-                                    <m:t>)</m:t>
+                                    <m:t>​</m:t>
                                   </m:r>
                                   <m:r>
                                     <m:rPr>
@@ -43096,19 +43140,23 @@
                 <m:t>κ</m:t>
               </m:r>
               <m:r>
-                <m:rPr>
-                  <m:sty m:val="p"/>
-                </m:rPr>
-                <m:t>(</m:t>
-              </m:r>
-              <m:r>
-                <m:t>i</m:t>
-              </m:r>
-              <m:r>
-                <m:rPr>
-                  <m:sty m:val="p"/>
-                </m:rPr>
-                <m:t>)</m:t>
+                <m:t>​</m:t>
+              </m:r>
+              <m:d>
+                <m:dPr>
+                  <m:begChr m:val="("/>
+                  <m:sepChr m:val=""/>
+                  <m:endChr m:val=")"/>
+                  <m:grow/>
+                </m:dPr>
+                <m:e>
+                  <m:r>
+                    <m:t>i</m:t>
+                  </m:r>
+                </m:e>
+              </m:d>
+              <m:r>
+                <m:t>​</m:t>
               </m:r>
               <m:r>
                 <m:rPr>
@@ -51886,19 +51934,23 @@
               <m:t>κ</m:t>
             </m:r>
             <m:r>
-              <m:rPr>
-                <m:sty m:val="p"/>
-              </m:rPr>
-              <m:t>(</m:t>
-            </m:r>
-            <m:r>
-              <m:t>i</m:t>
-            </m:r>
-            <m:r>
-              <m:rPr>
-                <m:sty m:val="p"/>
-              </m:rPr>
-              <m:t>)</m:t>
+              <m:t>​</m:t>
+            </m:r>
+            <m:d>
+              <m:dPr>
+                <m:begChr m:val="("/>
+                <m:sepChr m:val=""/>
+                <m:endChr m:val=")"/>
+                <m:grow/>
+              </m:dPr>
+              <m:e>
+                <m:r>
+                  <m:t>i</m:t>
+                </m:r>
+              </m:e>
+            </m:d>
+            <m:r>
+              <m:t>​</m:t>
             </m:r>
             <m:r>
               <m:rPr>
@@ -52176,19 +52228,23 @@
                             <m:t>κ</m:t>
                           </m:r>
                           <m:r>
-                            <m:rPr>
-                              <m:sty m:val="p"/>
-                            </m:rPr>
-                            <m:t>(</m:t>
+                            <m:t>​</m:t>
                           </m:r>
+                          <m:d>
+                            <m:dPr>
+                              <m:begChr m:val="("/>
+                              <m:sepChr m:val=""/>
+                              <m:endChr m:val=")"/>
+                              <m:grow/>
+                            </m:dPr>
+                            <m:e>
+                              <m:r>
+                                <m:t>i</m:t>
+                              </m:r>
+                            </m:e>
+                          </m:d>
                           <m:r>
-                            <m:t>i</m:t>
-                          </m:r>
-                          <m:r>
-                            <m:rPr>
-                              <m:sty m:val="p"/>
-                            </m:rPr>
-                            <m:t>)</m:t>
+                            <m:t>​</m:t>
                           </m:r>
                           <m:r>
                             <m:rPr>
@@ -52636,19 +52692,23 @@
           <m:t>κ</m:t>
         </m:r>
         <m:r>
-          <m:rPr>
-            <m:sty m:val="p"/>
-          </m:rPr>
-          <m:t>(</m:t>
-        </m:r>
-        <m:r>
-          <m:t>i</m:t>
-        </m:r>
-        <m:r>
-          <m:rPr>
-            <m:sty m:val="p"/>
-          </m:rPr>
-          <m:t>)</m:t>
+          <m:t>​</m:t>
+        </m:r>
+        <m:d>
+          <m:dPr>
+            <m:begChr m:val="("/>
+            <m:sepChr m:val=""/>
+            <m:endChr m:val=")"/>
+            <m:grow/>
+          </m:dPr>
+          <m:e>
+            <m:r>
+              <m:t>i</m:t>
+            </m:r>
+          </m:e>
+        </m:d>
+        <m:r>
+          <m:t>​</m:t>
         </m:r>
       </m:oMath>
       <w:r>
@@ -52957,19 +53017,23 @@
               <m:t>κ</m:t>
             </m:r>
             <m:r>
-              <m:rPr>
-                <m:sty m:val="p"/>
-              </m:rPr>
-              <m:t>(</m:t>
-            </m:r>
-            <m:r>
-              <m:t>i</m:t>
-            </m:r>
-            <m:r>
-              <m:rPr>
-                <m:sty m:val="p"/>
-              </m:rPr>
-              <m:t>)</m:t>
+              <m:t>​</m:t>
+            </m:r>
+            <m:d>
+              <m:dPr>
+                <m:begChr m:val="("/>
+                <m:sepChr m:val=""/>
+                <m:endChr m:val=")"/>
+                <m:grow/>
+              </m:dPr>
+              <m:e>
+                <m:r>
+                  <m:t>i</m:t>
+                </m:r>
+              </m:e>
+            </m:d>
+            <m:r>
+              <m:t>​</m:t>
             </m:r>
           </m:sub>
         </m:sSub>
@@ -53002,19 +53066,23 @@
               <m:t>κ</m:t>
             </m:r>
             <m:r>
-              <m:rPr>
-                <m:sty m:val="p"/>
-              </m:rPr>
-              <m:t>(</m:t>
-            </m:r>
-            <m:r>
-              <m:t>i</m:t>
-            </m:r>
-            <m:r>
-              <m:rPr>
-                <m:sty m:val="p"/>
-              </m:rPr>
-              <m:t>)</m:t>
+              <m:t>​</m:t>
+            </m:r>
+            <m:d>
+              <m:dPr>
+                <m:begChr m:val="("/>
+                <m:sepChr m:val=""/>
+                <m:endChr m:val=")"/>
+                <m:grow/>
+              </m:dPr>
+              <m:e>
+                <m:r>
+                  <m:t>i</m:t>
+                </m:r>
+              </m:e>
+            </m:d>
+            <m:r>
+              <m:t>​</m:t>
             </m:r>
           </m:sub>
         </m:sSub>
@@ -53061,19 +53129,23 @@
           <m:t>κ</m:t>
         </m:r>
         <m:r>
-          <m:rPr>
-            <m:sty m:val="p"/>
-          </m:rPr>
-          <m:t>(</m:t>
-        </m:r>
-        <m:r>
-          <m:t>i</m:t>
-        </m:r>
-        <m:r>
-          <m:rPr>
-            <m:sty m:val="p"/>
-          </m:rPr>
-          <m:t>)</m:t>
+          <m:t>​</m:t>
+        </m:r>
+        <m:d>
+          <m:dPr>
+            <m:begChr m:val="("/>
+            <m:sepChr m:val=""/>
+            <m:endChr m:val=")"/>
+            <m:grow/>
+          </m:dPr>
+          <m:e>
+            <m:r>
+              <m:t>i</m:t>
+            </m:r>
+          </m:e>
+        </m:d>
+        <m:r>
+          <m:t>​</m:t>
         </m:r>
       </m:oMath>
       <w:r>
@@ -53209,19 +53281,23 @@
               <m:t>κ</m:t>
             </m:r>
             <m:r>
-              <m:rPr>
-                <m:sty m:val="p"/>
-              </m:rPr>
-              <m:t>(</m:t>
-            </m:r>
-            <m:r>
-              <m:t>i</m:t>
-            </m:r>
-            <m:r>
-              <m:rPr>
-                <m:sty m:val="p"/>
-              </m:rPr>
-              <m:t>)</m:t>
+              <m:t>​</m:t>
+            </m:r>
+            <m:d>
+              <m:dPr>
+                <m:begChr m:val="("/>
+                <m:sepChr m:val=""/>
+                <m:endChr m:val=")"/>
+                <m:grow/>
+              </m:dPr>
+              <m:e>
+                <m:r>
+                  <m:t>i</m:t>
+                </m:r>
+              </m:e>
+            </m:d>
+            <m:r>
+              <m:t>​</m:t>
             </m:r>
             <m:r>
               <m:rPr>
@@ -53464,19 +53540,23 @@
               <m:t>κ</m:t>
             </m:r>
             <m:r>
-              <m:rPr>
-                <m:sty m:val="p"/>
-              </m:rPr>
-              <m:t>(</m:t>
-            </m:r>
-            <m:r>
-              <m:t>i</m:t>
-            </m:r>
-            <m:r>
-              <m:rPr>
-                <m:sty m:val="p"/>
-              </m:rPr>
-              <m:t>)</m:t>
+              <m:t>​</m:t>
+            </m:r>
+            <m:d>
+              <m:dPr>
+                <m:begChr m:val="("/>
+                <m:sepChr m:val=""/>
+                <m:endChr m:val=")"/>
+                <m:grow/>
+              </m:dPr>
+              <m:e>
+                <m:r>
+                  <m:t>i</m:t>
+                </m:r>
+              </m:e>
+            </m:d>
+            <m:r>
+              <m:t>​</m:t>
             </m:r>
           </m:sub>
         </m:sSub>
@@ -53545,19 +53625,23 @@
           <m:t>κ</m:t>
         </m:r>
         <m:r>
-          <m:rPr>
-            <m:sty m:val="p"/>
-          </m:rPr>
-          <m:t>(</m:t>
-        </m:r>
-        <m:r>
-          <m:t>i</m:t>
-        </m:r>
-        <m:r>
-          <m:rPr>
-            <m:sty m:val="p"/>
-          </m:rPr>
-          <m:t>)</m:t>
+          <m:t>​</m:t>
+        </m:r>
+        <m:d>
+          <m:dPr>
+            <m:begChr m:val="("/>
+            <m:sepChr m:val=""/>
+            <m:endChr m:val=")"/>
+            <m:grow/>
+          </m:dPr>
+          <m:e>
+            <m:r>
+              <m:t>i</m:t>
+            </m:r>
+          </m:e>
+        </m:d>
+        <m:r>
+          <m:t>​</m:t>
         </m:r>
       </m:oMath>
       <w:r>
@@ -53658,19 +53742,23 @@
                       <m:t>κ</m:t>
                     </m:r>
                     <m:r>
-                      <m:rPr>
-                        <m:sty m:val="p"/>
-                      </m:rPr>
-                      <m:t>(</m:t>
+                      <m:t>​</m:t>
                     </m:r>
+                    <m:d>
+                      <m:dPr>
+                        <m:begChr m:val="("/>
+                        <m:sepChr m:val=""/>
+                        <m:endChr m:val=")"/>
+                        <m:grow/>
+                      </m:dPr>
+                      <m:e>
+                        <m:r>
+                          <m:t>i</m:t>
+                        </m:r>
+                      </m:e>
+                    </m:d>
                     <m:r>
-                      <m:t>i</m:t>
-                    </m:r>
-                    <m:r>
-                      <m:rPr>
-                        <m:sty m:val="p"/>
-                      </m:rPr>
-                      <m:t>)</m:t>
+                      <m:t>​</m:t>
                     </m:r>
                     <m:r>
                       <m:rPr>
@@ -54033,19 +54121,23 @@
                             <m:t>κ</m:t>
                           </m:r>
                           <m:r>
-                            <m:rPr>
-                              <m:sty m:val="p"/>
-                            </m:rPr>
-                            <m:t>(</m:t>
+                            <m:t>​</m:t>
                           </m:r>
+                          <m:d>
+                            <m:dPr>
+                              <m:begChr m:val="("/>
+                              <m:sepChr m:val=""/>
+                              <m:endChr m:val=")"/>
+                              <m:grow/>
+                            </m:dPr>
+                            <m:e>
+                              <m:r>
+                                <m:t>i</m:t>
+                              </m:r>
+                            </m:e>
+                          </m:d>
                           <m:r>
-                            <m:t>i</m:t>
-                          </m:r>
-                          <m:r>
-                            <m:rPr>
-                              <m:sty m:val="p"/>
-                            </m:rPr>
-                            <m:t>)</m:t>
+                            <m:t>​</m:t>
                           </m:r>
                           <m:r>
                             <m:rPr>
@@ -58793,19 +58885,23 @@
                                     <m:t>κ</m:t>
                                   </m:r>
                                   <m:r>
-                                    <m:rPr>
-                                      <m:sty m:val="p"/>
-                                    </m:rPr>
-                                    <m:t>(</m:t>
+                                    <m:t>​</m:t>
                                   </m:r>
+                                  <m:d>
+                                    <m:dPr>
+                                      <m:begChr m:val="("/>
+                                      <m:sepChr m:val=""/>
+                                      <m:endChr m:val=")"/>
+                                      <m:grow/>
+                                    </m:dPr>
+                                    <m:e>
+                                      <m:r>
+                                        <m:t>i</m:t>
+                                      </m:r>
+                                    </m:e>
+                                  </m:d>
                                   <m:r>
-                                    <m:t>i</m:t>
-                                  </m:r>
-                                  <m:r>
-                                    <m:rPr>
-                                      <m:sty m:val="p"/>
-                                    </m:rPr>
-                                    <m:t>)</m:t>
+                                    <m:t>​</m:t>
                                   </m:r>
                                 </m:sub>
                               </m:sSub>
